--- a/docs/source-of-truth/april-mvp1-prd.docx
+++ b/docs/source-of-truth/april-mvp1-prd.docx
@@ -82,7 +82,7 @@
           <w:b/>
           <w:bCs/>
         </w:rPr>
-        <w:t xml:space="preserve"> AaronBux MVP Roadmap vf-2</w:t>
+        <w:t xml:space="preserve"> MVP Roadmap vf-2</w:t>
       </w:r>
       <w:r>
         <w:t xml:space="preserve">, and </w:t>
